--- a/General/erres/cloze/boxhist2/salida/boxhist2_esp_1.docx
+++ b/General/erres/cloze/boxhist2/salida/boxhist2_esp_1.docx
@@ -110,7 +110,7 @@
         <w:t xml:space="preserve">Porcentajes</w:t>
       </w:r>
     </w:p>
-    <w:bookmarkStart w:id="45" w:name="section"/>
+    <w:bookmarkStart w:id="35" w:name="section"/>
     <w:p>
       <w:pPr>
         <w:pStyle w:val="Heading1"/>
@@ -128,8 +128,8 @@
       </w:pPr>
       <w:r>
         <w:rPr>
+          <w:b/>
           <w:bCs/>
-          <w:b/>
         </w:rPr>
         <w:t xml:space="preserve">Escenario</w:t>
       </w:r>
@@ -137,7 +137,7 @@
         <w:br/>
       </w:r>
       <w:r>
-        <w:t xml:space="preserve">Para las 36 observaciones de la variable</w:t>
+        <w:t xml:space="preserve">Para las 41 observaciones de la variable</w:t>
       </w:r>
       <w:r>
         <w:t xml:space="preserve"> </w:t>
@@ -188,15 +188,15 @@
       </w:r>
       <w:r>
         <w:rPr>
+          <w:i/>
           <w:iCs/>
-          <w:i/>
         </w:rPr>
         <w:t xml:space="preserve">(Comentario: La tolerancia para respuestas numéricas es</w:t>
       </w:r>
       <w:r>
         <w:rPr>
+          <w:i/>
           <w:iCs/>
-          <w:i/>
         </w:rPr>
         <w:t xml:space="preserve"> </w:t>
       </w:r>
@@ -208,13 +208,13 @@
           <m:t>±</m:t>
         </m:r>
         <m:r>
-          <m:t>0.1</m:t>
+          <m:t>0.5</m:t>
         </m:r>
       </m:oMath>
       <w:r>
         <w:rPr>
+          <w:i/>
           <w:iCs/>
-          <w:i/>
         </w:rPr>
         <w:t xml:space="preserve">, las afirmaciones verdadero/falso son o bien correctas o claramente incorrectas.)</w:t>
       </w:r>
@@ -223,9 +223,9 @@
       <w:tblPr>
         <w:tblStyle w:val="Table"/>
         <w:tblW w:type="auto" w:w="0"/>
+        <w:jc w:val="left"/>
+        <w:tblInd w:w="720" w:type="dxa"/>
         <w:tblLook w:firstRow="0" w:lastRow="0" w:firstColumn="0" w:lastColumn="0" w:noHBand="0" w:noVBand="0" w:val="0000"/>
-        <w:jc w:val="start"/>
-        <w:tblInd w:w="720" w:type="dxa"/>
       </w:tblPr>
       <w:tblGrid>
         <w:gridCol w:w="3960"/>
@@ -370,7 +370,7 @@
               <w:jc w:val="left"/>
             </w:pPr>
             <w:r>
-              <w:t xml:space="preserve">La mitad de las observaciones son menor que:</w:t>
+              <w:t xml:space="preserve">La mitad de las observaciones son mayor que:</w:t>
             </w:r>
           </w:p>
         </w:tc>
@@ -430,8 +430,8 @@
       </w:pPr>
       <w:r>
         <w:rPr>
+          <w:b/>
           <w:bCs/>
-          <w:b/>
         </w:rPr>
         <w:t xml:space="preserve">Solución</w:t>
       </w:r>
@@ -498,7 +498,7 @@
         </w:numPr>
       </w:pPr>
       <w:r>
-        <w:t xml:space="preserve">Verdadero / Falso</w:t>
+        <w:t xml:space="preserve">verdadero / sesgada a la derecha</w:t>
       </w:r>
     </w:p>
     <w:p>
@@ -509,7 +509,7 @@
         </w:numPr>
       </w:pPr>
       <w:r>
-        <w:t xml:space="preserve">Falso / Falso / Verdadero</w:t>
+        <w:t xml:space="preserve">verdadero / El primer cuartil es 0.28 / El tercer cuartil es 1.05</w:t>
       </w:r>
     </w:p>
     <w:p>
@@ -520,40 +520,7 @@
         </w:numPr>
       </w:pPr>
       <w:r>
-        <w:t xml:space="preserve">Falso / Verdadero</w:t>
-      </w:r>
-    </w:p>
-    <w:p>
-      <w:pPr>
-        <w:numPr>
-          <w:ilvl w:val="1"/>
-          <w:numId w:val="1003"/>
-        </w:numPr>
-      </w:pPr>
-      <w:r>
-        <w:t xml:space="preserve">2.54</w:t>
-      </w:r>
-    </w:p>
-    <w:p>
-      <w:pPr>
-        <w:numPr>
-          <w:ilvl w:val="1"/>
-          <w:numId w:val="1003"/>
-        </w:numPr>
-      </w:pPr>
-      <w:r>
-        <w:t xml:space="preserve">3.51</w:t>
-      </w:r>
-    </w:p>
-    <w:p>
-      <w:pPr>
-        <w:numPr>
-          <w:ilvl w:val="1"/>
-          <w:numId w:val="1003"/>
-        </w:numPr>
-      </w:pPr>
-      <w:r>
-        <w:t xml:space="preserve">3.39</w:t>
+        <w:t xml:space="preserve">La mediana es 0.38</w:t>
       </w:r>
     </w:p>
     <w:p>
@@ -565,8 +532,8 @@
       </w:pPr>
       <w:r>
         <w:rPr>
+          <w:b/>
           <w:bCs/>
-          <w:b/>
         </w:rPr>
         <w:t xml:space="preserve">Escenario</w:t>
       </w:r>
@@ -574,7 +541,7 @@
         <w:br/>
       </w:r>
       <w:r>
-        <w:t xml:space="preserve">Para las 38 observaciones de la variable</w:t>
+        <w:t xml:space="preserve">Para las 37 observaciones de la variable</w:t>
       </w:r>
       <w:r>
         <w:t xml:space="preserve"> </w:t>
@@ -625,15 +592,15 @@
       </w:r>
       <w:r>
         <w:rPr>
+          <w:i/>
           <w:iCs/>
-          <w:i/>
         </w:rPr>
         <w:t xml:space="preserve">(Comentario: La tolerancia para respuestas numéricas es</w:t>
       </w:r>
       <w:r>
         <w:rPr>
+          <w:i/>
           <w:iCs/>
-          <w:i/>
         </w:rPr>
         <w:t xml:space="preserve"> </w:t>
       </w:r>
@@ -645,13 +612,13 @@
           <m:t>±</m:t>
         </m:r>
         <m:r>
-          <m:t>0.6</m:t>
+          <m:t>0.3</m:t>
         </m:r>
       </m:oMath>
       <w:r>
         <w:rPr>
+          <w:i/>
           <w:iCs/>
-          <w:i/>
         </w:rPr>
         <w:t xml:space="preserve">, las afirmaciones verdadero/falso son o bien correctas o claramente incorrectas.)</w:t>
       </w:r>
@@ -660,9 +627,9 @@
       <w:tblPr>
         <w:tblStyle w:val="Table"/>
         <w:tblW w:type="auto" w:w="0"/>
+        <w:jc w:val="left"/>
+        <w:tblInd w:w="720" w:type="dxa"/>
         <w:tblLook w:firstRow="0" w:lastRow="0" w:firstColumn="0" w:lastColumn="0" w:noHBand="0" w:noVBand="0" w:val="0000"/>
-        <w:jc w:val="start"/>
-        <w:tblInd w:w="720" w:type="dxa"/>
       </w:tblPr>
       <w:tblGrid>
         <w:gridCol w:w="3960"/>
@@ -807,7 +774,7 @@
               <w:jc w:val="left"/>
             </w:pPr>
             <w:r>
-              <w:t xml:space="preserve">La mitad de las observaciones son mayor que:</w:t>
+              <w:t xml:space="preserve">La mitad de las observaciones son menor que:</w:t>
             </w:r>
           </w:p>
         </w:tc>
@@ -867,8 +834,8 @@
       </w:pPr>
       <w:r>
         <w:rPr>
+          <w:b/>
           <w:bCs/>
-          <w:b/>
         </w:rPr>
         <w:t xml:space="preserve">Solución</w:t>
       </w:r>
@@ -935,7 +902,7 @@
         </w:numPr>
       </w:pPr>
       <w:r>
-        <w:t xml:space="preserve">Falso / Verdadero</w:t>
+        <w:t xml:space="preserve">verdadero / simétrica</w:t>
       </w:r>
     </w:p>
     <w:p>
@@ -946,7 +913,7 @@
         </w:numPr>
       </w:pPr>
       <w:r>
-        <w:t xml:space="preserve">Verdadero / Falso / Falso</w:t>
+        <w:t xml:space="preserve">falso / El primer cuartil es 1.75 / El tercer cuartil es 4.4</w:t>
       </w:r>
     </w:p>
     <w:p>
@@ -957,40 +924,7 @@
         </w:numPr>
       </w:pPr>
       <w:r>
-        <w:t xml:space="preserve">Falso / Verdadero</w:t>
-      </w:r>
-    </w:p>
-    <w:p>
-      <w:pPr>
-        <w:numPr>
-          <w:ilvl w:val="1"/>
-          <w:numId w:val="1005"/>
-        </w:numPr>
-      </w:pPr>
-      <w:r>
-        <w:t xml:space="preserve">2.35</w:t>
-      </w:r>
-    </w:p>
-    <w:p>
-      <w:pPr>
-        <w:numPr>
-          <w:ilvl w:val="1"/>
-          <w:numId w:val="1005"/>
-        </w:numPr>
-      </w:pPr>
-      <w:r>
-        <w:t xml:space="preserve">12</w:t>
-      </w:r>
-    </w:p>
-    <w:p>
-      <w:pPr>
-        <w:numPr>
-          <w:ilvl w:val="1"/>
-          <w:numId w:val="1005"/>
-        </w:numPr>
-      </w:pPr>
-      <w:r>
-        <w:t xml:space="preserve">8.04</w:t>
+        <w:t xml:space="preserve">La mediana es 2.98</w:t>
       </w:r>
     </w:p>
     <w:p>
@@ -1002,8 +936,8 @@
       </w:pPr>
       <w:r>
         <w:rPr>
+          <w:b/>
           <w:bCs/>
-          <w:b/>
         </w:rPr>
         <w:t xml:space="preserve">Escenario</w:t>
       </w:r>
@@ -1062,15 +996,15 @@
       </w:r>
       <w:r>
         <w:rPr>
+          <w:i/>
           <w:iCs/>
-          <w:i/>
         </w:rPr>
         <w:t xml:space="preserve">(Comentario: La tolerancia para respuestas numéricas es</w:t>
       </w:r>
       <w:r>
         <w:rPr>
+          <w:i/>
           <w:iCs/>
-          <w:i/>
         </w:rPr>
         <w:t xml:space="preserve"> </w:t>
       </w:r>
@@ -1082,13 +1016,13 @@
           <m:t>±</m:t>
         </m:r>
         <m:r>
-          <m:t>0.7</m:t>
+          <m:t>0.3</m:t>
         </m:r>
       </m:oMath>
       <w:r>
         <w:rPr>
+          <w:i/>
           <w:iCs/>
-          <w:i/>
         </w:rPr>
         <w:t xml:space="preserve">, las afirmaciones verdadero/falso son o bien correctas o claramente incorrectas.)</w:t>
       </w:r>
@@ -1097,9 +1031,9 @@
       <w:tblPr>
         <w:tblStyle w:val="Table"/>
         <w:tblW w:type="auto" w:w="0"/>
+        <w:jc w:val="left"/>
+        <w:tblInd w:w="720" w:type="dxa"/>
         <w:tblLook w:firstRow="0" w:lastRow="0" w:firstColumn="0" w:lastColumn="0" w:noHBand="0" w:noVBand="0" w:val="0000"/>
-        <w:jc w:val="start"/>
-        <w:tblInd w:w="720" w:type="dxa"/>
       </w:tblPr>
       <w:tblGrid>
         <w:gridCol w:w="3960"/>
@@ -1304,8 +1238,8 @@
       </w:pPr>
       <w:r>
         <w:rPr>
+          <w:b/>
           <w:bCs/>
-          <w:b/>
         </w:rPr>
         <w:t xml:space="preserve">Solución</w:t>
       </w:r>
@@ -1372,7 +1306,7 @@
         </w:numPr>
       </w:pPr>
       <w:r>
-        <w:t xml:space="preserve">Falso / Verdadero</w:t>
+        <w:t xml:space="preserve">verdadero / simétrica</w:t>
       </w:r>
     </w:p>
     <w:p>
@@ -1383,7 +1317,7 @@
         </w:numPr>
       </w:pPr>
       <w:r>
-        <w:t xml:space="preserve">Verdadero / Falso / Falso</w:t>
+        <w:t xml:space="preserve">verdadero / El primer cuartil es 2.2 / El tercer cuartil es 3.95</w:t>
       </w:r>
     </w:p>
     <w:p>
@@ -1394,917 +1328,10 @@
         </w:numPr>
       </w:pPr>
       <w:r>
-        <w:t xml:space="preserve">Falso / Verdadero</w:t>
+        <w:t xml:space="preserve">La mediana es 3.06</w:t>
       </w:r>
     </w:p>
-    <w:p>
-      <w:pPr>
-        <w:numPr>
-          <w:ilvl w:val="1"/>
-          <w:numId w:val="1007"/>
-        </w:numPr>
-      </w:pPr>
-      <w:r>
-        <w:t xml:space="preserve">1.09</w:t>
-      </w:r>
-    </w:p>
-    <w:p>
-      <w:pPr>
-        <w:numPr>
-          <w:ilvl w:val="1"/>
-          <w:numId w:val="1007"/>
-        </w:numPr>
-      </w:pPr>
-      <w:r>
-        <w:t xml:space="preserve">13</w:t>
-      </w:r>
-    </w:p>
-    <w:p>
-      <w:pPr>
-        <w:numPr>
-          <w:ilvl w:val="1"/>
-          <w:numId w:val="1007"/>
-        </w:numPr>
-      </w:pPr>
-      <w:r>
-        <w:t xml:space="preserve">10.9</w:t>
-      </w:r>
-    </w:p>
-    <w:p>
-      <w:pPr>
-        <w:numPr>
-          <w:ilvl w:val="0"/>
-          <w:numId w:val="1001"/>
-        </w:numPr>
-      </w:pPr>
-      <w:r>
-        <w:rPr>
-          <w:bCs/>
-          <w:b/>
-        </w:rPr>
-        <w:t xml:space="preserve">Escenario</w:t>
-      </w:r>
-      <w:r>
-        <w:br/>
-      </w:r>
-      <w:r>
-        <w:t xml:space="preserve">Para las 41 observaciones de la variable</w:t>
-      </w:r>
-      <w:r>
-        <w:t xml:space="preserve"> </w:t>
-      </w:r>
-      <w:r>
-        <w:rPr>
-          <w:rStyle w:val="VerbatimChar"/>
-        </w:rPr>
-        <w:t xml:space="preserve">x</w:t>
-      </w:r>
-      <w:r>
-        <w:t xml:space="preserve"> </w:t>
-      </w:r>
-      <w:r>
-        <w:t xml:space="preserve">en el archivo de datos</w:t>
-      </w:r>
-      <w:r>
-        <w:t xml:space="preserve"> </w:t>
-      </w:r>
-      <w:hyperlink r:id="rId35">
-        <w:r>
-          <w:rPr>
-            <w:rStyle w:val="Hyperlink"/>
-          </w:rPr>
-          <w:t xml:space="preserve">media/supplements1/exercise4/boxhist.csv</w:t>
-        </w:r>
-      </w:hyperlink>
-      <w:r>
-        <w:t xml:space="preserve"> </w:t>
-      </w:r>
-      <w:r>
-        <w:t xml:space="preserve">dibuja un histograma, un diagrama de caja y un gráfico de puntos.</w:t>
-      </w:r>
-      <w:r>
-        <w:t xml:space="preserve"> </w:t>
-      </w:r>
-      <w:r>
-        <w:t xml:space="preserve">Basándote en los gráficos, responde las siguientes preguntas o marca las afirmaciones</w:t>
-      </w:r>
-      <w:r>
-        <w:t xml:space="preserve"> </w:t>
-      </w:r>
-      <w:r>
-        <w:t xml:space="preserve">correctas, respectivamente.</w:t>
-      </w:r>
-      <w:r>
-        <w:t xml:space="preserve"> </w:t>
-      </w:r>
-      <w:r>
-        <w:rPr>
-          <w:iCs/>
-          <w:i/>
-        </w:rPr>
-        <w:t xml:space="preserve">(Comentario: La tolerancia para respuestas numéricas es</w:t>
-      </w:r>
-      <w:r>
-        <w:rPr>
-          <w:iCs/>
-          <w:i/>
-        </w:rPr>
-        <w:t xml:space="preserve"> </w:t>
-      </w:r>
-      <m:oMath>
-        <m:r>
-          <m:rPr>
-            <m:sty m:val="p"/>
-          </m:rPr>
-          <m:t>±</m:t>
-        </m:r>
-        <m:r>
-          <m:t>0.2</m:t>
-        </m:r>
-      </m:oMath>
-      <w:r>
-        <w:rPr>
-          <w:iCs/>
-          <w:i/>
-        </w:rPr>
-        <w:t xml:space="preserve">, las afirmaciones verdadero/falso son o bien correctas o claramente incorrectas.)</w:t>
-      </w:r>
-    </w:p>
-    <w:tbl>
-      <w:tblPr>
-        <w:tblStyle w:val="Table"/>
-        <w:tblW w:type="auto" w:w="0"/>
-        <w:tblLook w:firstRow="0" w:lastRow="0" w:firstColumn="0" w:lastColumn="0" w:noHBand="0" w:noVBand="0" w:val="0000"/>
-        <w:jc w:val="start"/>
-        <w:tblInd w:w="720" w:type="dxa"/>
-      </w:tblPr>
-      <w:tblGrid>
-        <w:gridCol w:w="3960"/>
-        <w:gridCol w:w="3960"/>
-      </w:tblGrid>
-      <w:tr>
-        <w:tc>
-          <w:tcPr/>
-          <w:p>
-            <w:pPr>
-              <w:pStyle w:val="Compact"/>
-              <w:jc w:val="left"/>
-            </w:pPr>
-            <w:r>
-              <w:t xml:space="preserve">La distribución es unimodal:</w:t>
-            </w:r>
-          </w:p>
-        </w:tc>
-        <w:tc>
-          <w:tcPr/>
-          <w:p>
-            <w:pPr>
-              <w:pStyle w:val="Compact"/>
-              <w:jc w:val="left"/>
-            </w:pPr>
-            <w:r>
-              <w:t xml:space="preserve">##ANSWER1##</w:t>
-            </w:r>
-          </w:p>
-        </w:tc>
-      </w:tr>
-      <w:tr>
-        <w:tc>
-          <w:tcPr/>
-          <w:p>
-            <w:pPr>
-              <w:pStyle w:val="Compact"/>
-              <w:jc w:val="left"/>
-            </w:pPr>
-            <w:r>
-              <w:t xml:space="preserve">La distribución es:</w:t>
-            </w:r>
-          </w:p>
-        </w:tc>
-        <w:tc>
-          <w:tcPr/>
-          <w:p>
-            <w:pPr>
-              <w:pStyle w:val="Compact"/>
-              <w:jc w:val="left"/>
-            </w:pPr>
-            <w:r>
-              <w:t xml:space="preserve">##ANSWER2##</w:t>
-            </w:r>
-          </w:p>
-        </w:tc>
-      </w:tr>
-      <w:tr>
-        <w:tc>
-          <w:tcPr/>
-          <w:p>
-            <w:pPr>
-              <w:pStyle w:val="Compact"/>
-              <w:jc w:val="left"/>
-            </w:pPr>
-            <w:r>
-              <w:t xml:space="preserve">El diagrama de caja muestra valores atípicos:</w:t>
-            </w:r>
-          </w:p>
-        </w:tc>
-        <w:tc>
-          <w:tcPr/>
-          <w:p>
-            <w:pPr>
-              <w:pStyle w:val="Compact"/>
-              <w:jc w:val="left"/>
-            </w:pPr>
-            <w:r>
-              <w:t xml:space="preserve">##ANSWER3##</w:t>
-            </w:r>
-          </w:p>
-        </w:tc>
-      </w:tr>
-      <w:tr>
-        <w:tc>
-          <w:tcPr/>
-          <w:p>
-            <w:pPr>
-              <w:pStyle w:val="Compact"/>
-              <w:jc w:val="left"/>
-            </w:pPr>
-            <w:r>
-              <w:t xml:space="preserve">Un cuarto de las observaciones es menor que:</w:t>
-            </w:r>
-          </w:p>
-        </w:tc>
-        <w:tc>
-          <w:tcPr/>
-          <w:p>
-            <w:pPr>
-              <w:pStyle w:val="Compact"/>
-              <w:jc w:val="left"/>
-            </w:pPr>
-            <w:r>
-              <w:t xml:space="preserve">##ANSWER4##</w:t>
-            </w:r>
-          </w:p>
-        </w:tc>
-      </w:tr>
-      <w:tr>
-        <w:tc>
-          <w:tcPr/>
-          <w:p>
-            <w:pPr>
-              <w:pStyle w:val="Compact"/>
-              <w:jc w:val="left"/>
-            </w:pPr>
-            <w:r>
-              <w:t xml:space="preserve">Un cuarto de las observaciones es mayor que:</w:t>
-            </w:r>
-          </w:p>
-        </w:tc>
-        <w:tc>
-          <w:tcPr/>
-          <w:p>
-            <w:pPr>
-              <w:pStyle w:val="Compact"/>
-              <w:jc w:val="left"/>
-            </w:pPr>
-            <w:r>
-              <w:t xml:space="preserve">##ANSWER5##</w:t>
-            </w:r>
-          </w:p>
-        </w:tc>
-      </w:tr>
-      <w:tr>
-        <w:tc>
-          <w:tcPr/>
-          <w:p>
-            <w:pPr>
-              <w:pStyle w:val="Compact"/>
-              <w:jc w:val="left"/>
-            </w:pPr>
-            <w:r>
-              <w:t xml:space="preserve">La mitad de las observaciones son menor que:</w:t>
-            </w:r>
-          </w:p>
-        </w:tc>
-        <w:tc>
-          <w:tcPr/>
-          <w:p>
-            <w:pPr>
-              <w:pStyle w:val="Compact"/>
-              <w:jc w:val="left"/>
-            </w:pPr>
-            <w:r>
-              <w:t xml:space="preserve">##ANSWER6##</w:t>
-            </w:r>
-          </w:p>
-        </w:tc>
-      </w:tr>
-    </w:tbl>
-    <w:p>
-      <w:pPr>
-        <w:numPr>
-          <w:ilvl w:val="1"/>
-          <w:numId w:val="1008"/>
-        </w:numPr>
-      </w:pPr>
-      <w:r>
-        <w:t xml:space="preserve">verdadero / falso</w:t>
-      </w:r>
-    </w:p>
-    <w:p>
-      <w:pPr>
-        <w:numPr>
-          <w:ilvl w:val="1"/>
-          <w:numId w:val="1008"/>
-        </w:numPr>
-      </w:pPr>
-      <w:r>
-        <w:t xml:space="preserve">simétrica / sesgada a la derecha / sesgada a la izquierda</w:t>
-      </w:r>
-    </w:p>
-    <w:p>
-      <w:pPr>
-        <w:numPr>
-          <w:ilvl w:val="1"/>
-          <w:numId w:val="1008"/>
-        </w:numPr>
-      </w:pPr>
-      <w:r>
-        <w:t xml:space="preserve">verdadero / falso</w:t>
-      </w:r>
-    </w:p>
-    <w:p>
-      <w:pPr>
-        <w:numPr>
-          <w:ilvl w:val="0"/>
-          <w:numId w:val="1001"/>
-        </w:numPr>
-      </w:pPr>
-      <w:r>
-        <w:rPr>
-          <w:bCs/>
-          <w:b/>
-        </w:rPr>
-        <w:t xml:space="preserve">Solución</w:t>
-      </w:r>
-      <w:r>
-        <w:br/>
-      </w:r>
-      <w:r>
-        <w:drawing>
-          <wp:inline>
-            <wp:extent cx="5334000" cy="2667000"/>
-            <wp:effectExtent b="0" l="0" r="0" t="0"/>
-            <wp:docPr descr="image" title="" id="37" name="Picture"/>
-            <a:graphic>
-              <a:graphicData uri="http://schemas.openxmlformats.org/drawingml/2006/picture">
-                <pic:pic>
-                  <pic:nvPicPr>
-                    <pic:cNvPr descr="media/supplements1/exercise4/boxplot_hist-1.svg" id="38" name="Picture"/>
-                    <pic:cNvPicPr>
-                      <a:picLocks noChangeArrowheads="1" noChangeAspect="1"/>
-                    </pic:cNvPicPr>
-                  </pic:nvPicPr>
-                  <pic:blipFill>
-                    <a:blip r:embed="rId39">
-                      <a:extLst>
-                        <a:ext uri="{28A0092B-C50C-407E-A947-70E740481C1C}">
-                          <a14:useLocalDpi xmlns:a14="http://schemas.microsoft.com/office/drawing/2010/main" val="0"/>
-                        </a:ext>
-                        <a:ext uri="{96DAC541-7B7A-43D3-8B79-37D633B846F1}">
-                          <asvg:svgBlip xmlns:asvg="http://schemas.microsoft.com/office/drawing/2016/SVG/main" r:embed="rId36"/>
-                        </a:ext>
-                      </a:extLst>
-                    </a:blip>
-                    <a:stretch>
-                      <a:fillRect/>
-                    </a:stretch>
-                  </pic:blipFill>
-                  <pic:spPr bwMode="auto">
-                    <a:xfrm>
-                      <a:off x="0" y="0"/>
-                      <a:ext cx="5334000" cy="2667000"/>
-                    </a:xfrm>
-                    <a:prstGeom prst="rect">
-                      <a:avLst/>
-                    </a:prstGeom>
-                    <a:noFill/>
-                    <a:ln w="9525">
-                      <a:noFill/>
-                      <a:headEnd/>
-                      <a:tailEnd/>
-                    </a:ln>
-                  </pic:spPr>
-                </pic:pic>
-              </a:graphicData>
-            </a:graphic>
-          </wp:inline>
-        </w:drawing>
-      </w:r>
-    </w:p>
-    <w:p>
-      <w:pPr>
-        <w:numPr>
-          <w:ilvl w:val="1"/>
-          <w:numId w:val="1009"/>
-        </w:numPr>
-      </w:pPr>
-      <w:r>
-        <w:t xml:space="preserve">Verdadero / Falso</w:t>
-      </w:r>
-    </w:p>
-    <w:p>
-      <w:pPr>
-        <w:numPr>
-          <w:ilvl w:val="1"/>
-          <w:numId w:val="1009"/>
-        </w:numPr>
-      </w:pPr>
-      <w:r>
-        <w:t xml:space="preserve">Falso / Falso / Verdadero</w:t>
-      </w:r>
-    </w:p>
-    <w:p>
-      <w:pPr>
-        <w:numPr>
-          <w:ilvl w:val="1"/>
-          <w:numId w:val="1009"/>
-        </w:numPr>
-      </w:pPr>
-      <w:r>
-        <w:t xml:space="preserve">Verdadero / Falso</w:t>
-      </w:r>
-    </w:p>
-    <w:p>
-      <w:pPr>
-        <w:numPr>
-          <w:ilvl w:val="1"/>
-          <w:numId w:val="1009"/>
-        </w:numPr>
-      </w:pPr>
-      <w:r>
-        <w:t xml:space="preserve">2.88</w:t>
-      </w:r>
-    </w:p>
-    <w:p>
-      <w:pPr>
-        <w:numPr>
-          <w:ilvl w:val="1"/>
-          <w:numId w:val="1009"/>
-        </w:numPr>
-      </w:pPr>
-      <w:r>
-        <w:t xml:space="preserve">3.42</w:t>
-      </w:r>
-    </w:p>
-    <w:p>
-      <w:pPr>
-        <w:numPr>
-          <w:ilvl w:val="1"/>
-          <w:numId w:val="1009"/>
-        </w:numPr>
-      </w:pPr>
-      <w:r>
-        <w:t xml:space="preserve">3.34</w:t>
-      </w:r>
-    </w:p>
-    <w:p>
-      <w:pPr>
-        <w:numPr>
-          <w:ilvl w:val="0"/>
-          <w:numId w:val="1001"/>
-        </w:numPr>
-      </w:pPr>
-      <w:r>
-        <w:rPr>
-          <w:bCs/>
-          <w:b/>
-        </w:rPr>
-        <w:t xml:space="preserve">Escenario</w:t>
-      </w:r>
-      <w:r>
-        <w:br/>
-      </w:r>
-      <w:r>
-        <w:t xml:space="preserve">Para las 42 observaciones de la variable</w:t>
-      </w:r>
-      <w:r>
-        <w:t xml:space="preserve"> </w:t>
-      </w:r>
-      <w:r>
-        <w:rPr>
-          <w:rStyle w:val="VerbatimChar"/>
-        </w:rPr>
-        <w:t xml:space="preserve">x</w:t>
-      </w:r>
-      <w:r>
-        <w:t xml:space="preserve"> </w:t>
-      </w:r>
-      <w:r>
-        <w:t xml:space="preserve">en el archivo de datos</w:t>
-      </w:r>
-      <w:r>
-        <w:t xml:space="preserve"> </w:t>
-      </w:r>
-      <w:hyperlink r:id="rId40">
-        <w:r>
-          <w:rPr>
-            <w:rStyle w:val="Hyperlink"/>
-          </w:rPr>
-          <w:t xml:space="preserve">media/supplements1/exercise5/boxhist.csv</w:t>
-        </w:r>
-      </w:hyperlink>
-      <w:r>
-        <w:t xml:space="preserve"> </w:t>
-      </w:r>
-      <w:r>
-        <w:t xml:space="preserve">dibuja un histograma, un diagrama de caja y un gráfico de puntos.</w:t>
-      </w:r>
-      <w:r>
-        <w:t xml:space="preserve"> </w:t>
-      </w:r>
-      <w:r>
-        <w:t xml:space="preserve">Basándote en los gráficos, responde las siguientes preguntas o marca las afirmaciones</w:t>
-      </w:r>
-      <w:r>
-        <w:t xml:space="preserve"> </w:t>
-      </w:r>
-      <w:r>
-        <w:t xml:space="preserve">correctas, respectivamente.</w:t>
-      </w:r>
-      <w:r>
-        <w:t xml:space="preserve"> </w:t>
-      </w:r>
-      <w:r>
-        <w:rPr>
-          <w:iCs/>
-          <w:i/>
-        </w:rPr>
-        <w:t xml:space="preserve">(Comentario: La tolerancia para respuestas numéricas es</w:t>
-      </w:r>
-      <w:r>
-        <w:rPr>
-          <w:iCs/>
-          <w:i/>
-        </w:rPr>
-        <w:t xml:space="preserve"> </w:t>
-      </w:r>
-      <m:oMath>
-        <m:r>
-          <m:rPr>
-            <m:sty m:val="p"/>
-          </m:rPr>
-          <m:t>±</m:t>
-        </m:r>
-        <m:r>
-          <m:t>0.3</m:t>
-        </m:r>
-      </m:oMath>
-      <w:r>
-        <w:rPr>
-          <w:iCs/>
-          <w:i/>
-        </w:rPr>
-        <w:t xml:space="preserve">, las afirmaciones verdadero/falso son o bien correctas o claramente incorrectas.)</w:t>
-      </w:r>
-    </w:p>
-    <w:tbl>
-      <w:tblPr>
-        <w:tblStyle w:val="Table"/>
-        <w:tblW w:type="auto" w:w="0"/>
-        <w:tblLook w:firstRow="0" w:lastRow="0" w:firstColumn="0" w:lastColumn="0" w:noHBand="0" w:noVBand="0" w:val="0000"/>
-        <w:jc w:val="start"/>
-        <w:tblInd w:w="720" w:type="dxa"/>
-      </w:tblPr>
-      <w:tblGrid>
-        <w:gridCol w:w="3960"/>
-        <w:gridCol w:w="3960"/>
-      </w:tblGrid>
-      <w:tr>
-        <w:tc>
-          <w:tcPr/>
-          <w:p>
-            <w:pPr>
-              <w:pStyle w:val="Compact"/>
-              <w:jc w:val="left"/>
-            </w:pPr>
-            <w:r>
-              <w:t xml:space="preserve">La distribución es unimodal:</w:t>
-            </w:r>
-          </w:p>
-        </w:tc>
-        <w:tc>
-          <w:tcPr/>
-          <w:p>
-            <w:pPr>
-              <w:pStyle w:val="Compact"/>
-              <w:jc w:val="left"/>
-            </w:pPr>
-            <w:r>
-              <w:t xml:space="preserve">##ANSWER1##</w:t>
-            </w:r>
-          </w:p>
-        </w:tc>
-      </w:tr>
-      <w:tr>
-        <w:tc>
-          <w:tcPr/>
-          <w:p>
-            <w:pPr>
-              <w:pStyle w:val="Compact"/>
-              <w:jc w:val="left"/>
-            </w:pPr>
-            <w:r>
-              <w:t xml:space="preserve">La distribución es:</w:t>
-            </w:r>
-          </w:p>
-        </w:tc>
-        <w:tc>
-          <w:tcPr/>
-          <w:p>
-            <w:pPr>
-              <w:pStyle w:val="Compact"/>
-              <w:jc w:val="left"/>
-            </w:pPr>
-            <w:r>
-              <w:t xml:space="preserve">##ANSWER2##</w:t>
-            </w:r>
-          </w:p>
-        </w:tc>
-      </w:tr>
-      <w:tr>
-        <w:tc>
-          <w:tcPr/>
-          <w:p>
-            <w:pPr>
-              <w:pStyle w:val="Compact"/>
-              <w:jc w:val="left"/>
-            </w:pPr>
-            <w:r>
-              <w:t xml:space="preserve">El diagrama de caja muestra valores atípicos:</w:t>
-            </w:r>
-          </w:p>
-        </w:tc>
-        <w:tc>
-          <w:tcPr/>
-          <w:p>
-            <w:pPr>
-              <w:pStyle w:val="Compact"/>
-              <w:jc w:val="left"/>
-            </w:pPr>
-            <w:r>
-              <w:t xml:space="preserve">##ANSWER3##</w:t>
-            </w:r>
-          </w:p>
-        </w:tc>
-      </w:tr>
-      <w:tr>
-        <w:tc>
-          <w:tcPr/>
-          <w:p>
-            <w:pPr>
-              <w:pStyle w:val="Compact"/>
-              <w:jc w:val="left"/>
-            </w:pPr>
-            <w:r>
-              <w:t xml:space="preserve">Un cuarto de las observaciones es menor que:</w:t>
-            </w:r>
-          </w:p>
-        </w:tc>
-        <w:tc>
-          <w:tcPr/>
-          <w:p>
-            <w:pPr>
-              <w:pStyle w:val="Compact"/>
-              <w:jc w:val="left"/>
-            </w:pPr>
-            <w:r>
-              <w:t xml:space="preserve">##ANSWER4##</w:t>
-            </w:r>
-          </w:p>
-        </w:tc>
-      </w:tr>
-      <w:tr>
-        <w:tc>
-          <w:tcPr/>
-          <w:p>
-            <w:pPr>
-              <w:pStyle w:val="Compact"/>
-              <w:jc w:val="left"/>
-            </w:pPr>
-            <w:r>
-              <w:t xml:space="preserve">Un cuarto de las observaciones es mayor que:</w:t>
-            </w:r>
-          </w:p>
-        </w:tc>
-        <w:tc>
-          <w:tcPr/>
-          <w:p>
-            <w:pPr>
-              <w:pStyle w:val="Compact"/>
-              <w:jc w:val="left"/>
-            </w:pPr>
-            <w:r>
-              <w:t xml:space="preserve">##ANSWER5##</w:t>
-            </w:r>
-          </w:p>
-        </w:tc>
-      </w:tr>
-      <w:tr>
-        <w:tc>
-          <w:tcPr/>
-          <w:p>
-            <w:pPr>
-              <w:pStyle w:val="Compact"/>
-              <w:jc w:val="left"/>
-            </w:pPr>
-            <w:r>
-              <w:t xml:space="preserve">La mitad de las observaciones son mayor que:</w:t>
-            </w:r>
-          </w:p>
-        </w:tc>
-        <w:tc>
-          <w:tcPr/>
-          <w:p>
-            <w:pPr>
-              <w:pStyle w:val="Compact"/>
-              <w:jc w:val="left"/>
-            </w:pPr>
-            <w:r>
-              <w:t xml:space="preserve">##ANSWER6##</w:t>
-            </w:r>
-          </w:p>
-        </w:tc>
-      </w:tr>
-    </w:tbl>
-    <w:p>
-      <w:pPr>
-        <w:numPr>
-          <w:ilvl w:val="1"/>
-          <w:numId w:val="1010"/>
-        </w:numPr>
-      </w:pPr>
-      <w:r>
-        <w:t xml:space="preserve">verdadero / falso</w:t>
-      </w:r>
-    </w:p>
-    <w:p>
-      <w:pPr>
-        <w:numPr>
-          <w:ilvl w:val="1"/>
-          <w:numId w:val="1010"/>
-        </w:numPr>
-      </w:pPr>
-      <w:r>
-        <w:t xml:space="preserve">simétrica / sesgada a la derecha / sesgada a la izquierda</w:t>
-      </w:r>
-    </w:p>
-    <w:p>
-      <w:pPr>
-        <w:numPr>
-          <w:ilvl w:val="1"/>
-          <w:numId w:val="1010"/>
-        </w:numPr>
-      </w:pPr>
-      <w:r>
-        <w:t xml:space="preserve">verdadero / falso</w:t>
-      </w:r>
-    </w:p>
-    <w:p>
-      <w:pPr>
-        <w:numPr>
-          <w:ilvl w:val="0"/>
-          <w:numId w:val="1001"/>
-        </w:numPr>
-      </w:pPr>
-      <w:r>
-        <w:rPr>
-          <w:bCs/>
-          <w:b/>
-        </w:rPr>
-        <w:t xml:space="preserve">Solución</w:t>
-      </w:r>
-      <w:r>
-        <w:br/>
-      </w:r>
-      <w:r>
-        <w:drawing>
-          <wp:inline>
-            <wp:extent cx="5334000" cy="2667000"/>
-            <wp:effectExtent b="0" l="0" r="0" t="0"/>
-            <wp:docPr descr="image" title="" id="42" name="Picture"/>
-            <a:graphic>
-              <a:graphicData uri="http://schemas.openxmlformats.org/drawingml/2006/picture">
-                <pic:pic>
-                  <pic:nvPicPr>
-                    <pic:cNvPr descr="media/supplements1/exercise5/boxplot_hist-1.svg" id="43" name="Picture"/>
-                    <pic:cNvPicPr>
-                      <a:picLocks noChangeArrowheads="1" noChangeAspect="1"/>
-                    </pic:cNvPicPr>
-                  </pic:nvPicPr>
-                  <pic:blipFill>
-                    <a:blip r:embed="rId44">
-                      <a:extLst>
-                        <a:ext uri="{28A0092B-C50C-407E-A947-70E740481C1C}">
-                          <a14:useLocalDpi xmlns:a14="http://schemas.microsoft.com/office/drawing/2010/main" val="0"/>
-                        </a:ext>
-                        <a:ext uri="{96DAC541-7B7A-43D3-8B79-37D633B846F1}">
-                          <asvg:svgBlip xmlns:asvg="http://schemas.microsoft.com/office/drawing/2016/SVG/main" r:embed="rId41"/>
-                        </a:ext>
-                      </a:extLst>
-                    </a:blip>
-                    <a:stretch>
-                      <a:fillRect/>
-                    </a:stretch>
-                  </pic:blipFill>
-                  <pic:spPr bwMode="auto">
-                    <a:xfrm>
-                      <a:off x="0" y="0"/>
-                      <a:ext cx="5334000" cy="2667000"/>
-                    </a:xfrm>
-                    <a:prstGeom prst="rect">
-                      <a:avLst/>
-                    </a:prstGeom>
-                    <a:noFill/>
-                    <a:ln w="9525">
-                      <a:noFill/>
-                      <a:headEnd/>
-                      <a:tailEnd/>
-                    </a:ln>
-                  </pic:spPr>
-                </pic:pic>
-              </a:graphicData>
-            </a:graphic>
-          </wp:inline>
-        </w:drawing>
-      </w:r>
-    </w:p>
-    <w:p>
-      <w:pPr>
-        <w:numPr>
-          <w:ilvl w:val="1"/>
-          <w:numId w:val="1011"/>
-        </w:numPr>
-      </w:pPr>
-      <w:r>
-        <w:t xml:space="preserve">Verdadero / Falso</w:t>
-      </w:r>
-    </w:p>
-    <w:p>
-      <w:pPr>
-        <w:numPr>
-          <w:ilvl w:val="1"/>
-          <w:numId w:val="1011"/>
-        </w:numPr>
-      </w:pPr>
-      <w:r>
-        <w:t xml:space="preserve">Verdadero / Falso / Falso</w:t>
-      </w:r>
-    </w:p>
-    <w:p>
-      <w:pPr>
-        <w:numPr>
-          <w:ilvl w:val="1"/>
-          <w:numId w:val="1011"/>
-        </w:numPr>
-      </w:pPr>
-      <w:r>
-        <w:t xml:space="preserve">Falso / Verdadero</w:t>
-      </w:r>
-    </w:p>
-    <w:p>
-      <w:pPr>
-        <w:numPr>
-          <w:ilvl w:val="1"/>
-          <w:numId w:val="1011"/>
-        </w:numPr>
-      </w:pPr>
-      <w:r>
-        <w:t xml:space="preserve">0.08</w:t>
-      </w:r>
-    </w:p>
-    <w:p>
-      <w:pPr>
-        <w:numPr>
-          <w:ilvl w:val="1"/>
-          <w:numId w:val="1011"/>
-        </w:numPr>
-      </w:pPr>
-      <w:r>
-        <w:t xml:space="preserve">2.17</w:t>
-      </w:r>
-    </w:p>
-    <w:p>
-      <w:pPr>
-        <w:numPr>
-          <w:ilvl w:val="1"/>
-          <w:numId w:val="1011"/>
-        </w:numPr>
-      </w:pPr>
-      <w:r>
-        <w:t xml:space="preserve">1.15</w:t>
-      </w:r>
-    </w:p>
-    <w:bookmarkEnd w:id="45"/>
+    <w:bookmarkEnd w:id="35"/>
     <w:sectPr/>
   </w:body>
 </w:document>
@@ -2336,14 +1363,14 @@
 <file path=word/numbering.xml><?xml version="1.0" encoding="utf-8"?>
 <w:numbering xmlns:w="http://schemas.openxmlformats.org/wordprocessingml/2006/main">
   <w:abstractNum w:abstractNumId="990">
-    <w:nsid w:val="A990"/>
+    <w:nsid w:val="0000A990"/>
     <w:multiLevelType w:val="multilevel"/>
     <w:lvl w:ilvl="0">
       <w:numFmt w:val="bullet"/>
       <w:lvlText w:val=" "/>
       <w:lvlJc w:val="left"/>
       <w:pPr>
-        <w:ind w:left="720" w:hanging="480"/>
+        <w:ind w:left="720" w:hanging="360"/>
       </w:pPr>
     </w:lvl>
     <w:lvl w:ilvl="1">
@@ -2351,7 +1378,7 @@
       <w:lvlText w:val=" "/>
       <w:lvlJc w:val="left"/>
       <w:pPr>
-        <w:ind w:left="1440" w:hanging="480"/>
+        <w:ind w:left="1440" w:hanging="360"/>
       </w:pPr>
     </w:lvl>
     <w:lvl w:ilvl="2">
@@ -2359,7 +1386,7 @@
       <w:lvlText w:val=" "/>
       <w:lvlJc w:val="left"/>
       <w:pPr>
-        <w:ind w:left="2160" w:hanging="480"/>
+        <w:ind w:left="2160" w:hanging="360"/>
       </w:pPr>
     </w:lvl>
     <w:lvl w:ilvl="3">
@@ -2367,7 +1394,7 @@
       <w:lvlText w:val=" "/>
       <w:lvlJc w:val="left"/>
       <w:pPr>
-        <w:ind w:left="2880" w:hanging="480"/>
+        <w:ind w:left="2880" w:hanging="360"/>
       </w:pPr>
     </w:lvl>
     <w:lvl w:ilvl="4">
@@ -2375,7 +1402,7 @@
       <w:lvlText w:val=" "/>
       <w:lvlJc w:val="left"/>
       <w:pPr>
-        <w:ind w:left="3600" w:hanging="480"/>
+        <w:ind w:left="3600" w:hanging="360"/>
       </w:pPr>
     </w:lvl>
     <w:lvl w:ilvl="5">
@@ -2383,7 +1410,7 @@
       <w:lvlText w:val=" "/>
       <w:lvlJc w:val="left"/>
       <w:pPr>
-        <w:ind w:left="4320" w:hanging="480"/>
+        <w:ind w:left="4320" w:hanging="360"/>
       </w:pPr>
     </w:lvl>
     <w:lvl w:ilvl="6">
@@ -2391,7 +1418,7 @@
       <w:lvlText w:val=" "/>
       <w:lvlJc w:val="left"/>
       <w:pPr>
-        <w:ind w:left="5040" w:hanging="480"/>
+        <w:ind w:left="5040" w:hanging="360"/>
       </w:pPr>
     </w:lvl>
     <w:lvl w:ilvl="7">
@@ -2399,7 +1426,7 @@
       <w:lvlText w:val=" "/>
       <w:lvlJc w:val="left"/>
       <w:pPr>
-        <w:ind w:left="5760" w:hanging="480"/>
+        <w:ind w:left="5760" w:hanging="360"/>
       </w:pPr>
     </w:lvl>
     <w:lvl w:ilvl="8">
@@ -2407,12 +1434,12 @@
       <w:lvlText w:val=" "/>
       <w:lvlJc w:val="left"/>
       <w:pPr>
-        <w:ind w:left="6480" w:hanging="480"/>
+        <w:ind w:left="6480" w:hanging="360"/>
       </w:pPr>
     </w:lvl>
   </w:abstractNum>
   <w:abstractNum w:abstractNumId="99201">
-    <w:nsid w:val="A99201"/>
+    <w:nsid w:val="00A99201"/>
     <w:multiLevelType w:val="multilevel"/>
     <w:lvl w:ilvl="0">
       <w:start w:val="1"/>
@@ -2420,7 +1447,7 @@
       <w:lvlText w:val="%1."/>
       <w:lvlJc w:val="left"/>
       <w:pPr>
-        <w:ind w:left="720" w:hanging="480"/>
+        <w:ind w:left="720" w:hanging="360"/>
       </w:pPr>
     </w:lvl>
     <w:lvl w:ilvl="1">
@@ -2429,7 +1456,7 @@
       <w:lvlText w:val="%2."/>
       <w:lvlJc w:val="left"/>
       <w:pPr>
-        <w:ind w:left="1440" w:hanging="480"/>
+        <w:ind w:left="1440" w:hanging="360"/>
       </w:pPr>
     </w:lvl>
     <w:lvl w:ilvl="2">
@@ -2438,7 +1465,7 @@
       <w:lvlText w:val="%3."/>
       <w:lvlJc w:val="left"/>
       <w:pPr>
-        <w:ind w:left="2160" w:hanging="480"/>
+        <w:ind w:left="2160" w:hanging="360"/>
       </w:pPr>
     </w:lvl>
     <w:lvl w:ilvl="3">
@@ -2447,7 +1474,7 @@
       <w:lvlText w:val="%4."/>
       <w:lvlJc w:val="left"/>
       <w:pPr>
-        <w:ind w:left="2880" w:hanging="480"/>
+        <w:ind w:left="2880" w:hanging="360"/>
       </w:pPr>
     </w:lvl>
     <w:lvl w:ilvl="4">
@@ -2456,7 +1483,7 @@
       <w:lvlText w:val="%5."/>
       <w:lvlJc w:val="left"/>
       <w:pPr>
-        <w:ind w:left="3600" w:hanging="480"/>
+        <w:ind w:left="3600" w:hanging="360"/>
       </w:pPr>
     </w:lvl>
     <w:lvl w:ilvl="5">
@@ -2465,7 +1492,7 @@
       <w:lvlText w:val="%6."/>
       <w:lvlJc w:val="left"/>
       <w:pPr>
-        <w:ind w:left="4320" w:hanging="480"/>
+        <w:ind w:left="4320" w:hanging="360"/>
       </w:pPr>
     </w:lvl>
     <w:lvl w:ilvl="6">
@@ -2474,7 +1501,7 @@
       <w:lvlText w:val="%7."/>
       <w:lvlJc w:val="left"/>
       <w:pPr>
-        <w:ind w:left="5040" w:hanging="480"/>
+        <w:ind w:left="5040" w:hanging="360"/>
       </w:pPr>
     </w:lvl>
     <w:lvl w:ilvl="7">
@@ -2483,7 +1510,7 @@
       <w:lvlText w:val="%8."/>
       <w:lvlJc w:val="left"/>
       <w:pPr>
-        <w:ind w:left="5760" w:hanging="480"/>
+        <w:ind w:left="5760" w:hanging="360"/>
       </w:pPr>
     </w:lvl>
     <w:lvl w:ilvl="8">
@@ -2492,7 +1519,7 @@
       <w:lvlText w:val="%9."/>
       <w:lvlJc w:val="left"/>
       <w:pPr>
-        <w:ind w:left="6480" w:hanging="480"/>
+        <w:ind w:left="6480" w:hanging="360"/>
       </w:pPr>
     </w:lvl>
   </w:abstractNum>
@@ -2680,126 +1707,6 @@
     </w:lvlOverride>
   </w:num>
   <w:num w:numId="1007">
-    <w:abstractNumId w:val="99201"/>
-    <w:lvlOverride w:ilvl="0">
-      <w:startOverride w:val="1"/>
-    </w:lvlOverride>
-    <w:lvlOverride w:ilvl="1">
-      <w:startOverride w:val="1"/>
-    </w:lvlOverride>
-    <w:lvlOverride w:ilvl="2">
-      <w:startOverride w:val="1"/>
-    </w:lvlOverride>
-    <w:lvlOverride w:ilvl="3">
-      <w:startOverride w:val="1"/>
-    </w:lvlOverride>
-    <w:lvlOverride w:ilvl="4">
-      <w:startOverride w:val="1"/>
-    </w:lvlOverride>
-    <w:lvlOverride w:ilvl="5">
-      <w:startOverride w:val="1"/>
-    </w:lvlOverride>
-    <w:lvlOverride w:ilvl="6">
-      <w:startOverride w:val="1"/>
-    </w:lvlOverride>
-    <w:lvlOverride w:ilvl="7">
-      <w:startOverride w:val="1"/>
-    </w:lvlOverride>
-    <w:lvlOverride w:ilvl="8">
-      <w:startOverride w:val="1"/>
-    </w:lvlOverride>
-  </w:num>
-  <w:num w:numId="1008">
-    <w:abstractNumId w:val="99201"/>
-    <w:lvlOverride w:ilvl="0">
-      <w:startOverride w:val="1"/>
-    </w:lvlOverride>
-    <w:lvlOverride w:ilvl="1">
-      <w:startOverride w:val="1"/>
-    </w:lvlOverride>
-    <w:lvlOverride w:ilvl="2">
-      <w:startOverride w:val="1"/>
-    </w:lvlOverride>
-    <w:lvlOverride w:ilvl="3">
-      <w:startOverride w:val="1"/>
-    </w:lvlOverride>
-    <w:lvlOverride w:ilvl="4">
-      <w:startOverride w:val="1"/>
-    </w:lvlOverride>
-    <w:lvlOverride w:ilvl="5">
-      <w:startOverride w:val="1"/>
-    </w:lvlOverride>
-    <w:lvlOverride w:ilvl="6">
-      <w:startOverride w:val="1"/>
-    </w:lvlOverride>
-    <w:lvlOverride w:ilvl="7">
-      <w:startOverride w:val="1"/>
-    </w:lvlOverride>
-    <w:lvlOverride w:ilvl="8">
-      <w:startOverride w:val="1"/>
-    </w:lvlOverride>
-  </w:num>
-  <w:num w:numId="1009">
-    <w:abstractNumId w:val="99201"/>
-    <w:lvlOverride w:ilvl="0">
-      <w:startOverride w:val="1"/>
-    </w:lvlOverride>
-    <w:lvlOverride w:ilvl="1">
-      <w:startOverride w:val="1"/>
-    </w:lvlOverride>
-    <w:lvlOverride w:ilvl="2">
-      <w:startOverride w:val="1"/>
-    </w:lvlOverride>
-    <w:lvlOverride w:ilvl="3">
-      <w:startOverride w:val="1"/>
-    </w:lvlOverride>
-    <w:lvlOverride w:ilvl="4">
-      <w:startOverride w:val="1"/>
-    </w:lvlOverride>
-    <w:lvlOverride w:ilvl="5">
-      <w:startOverride w:val="1"/>
-    </w:lvlOverride>
-    <w:lvlOverride w:ilvl="6">
-      <w:startOverride w:val="1"/>
-    </w:lvlOverride>
-    <w:lvlOverride w:ilvl="7">
-      <w:startOverride w:val="1"/>
-    </w:lvlOverride>
-    <w:lvlOverride w:ilvl="8">
-      <w:startOverride w:val="1"/>
-    </w:lvlOverride>
-  </w:num>
-  <w:num w:numId="1010">
-    <w:abstractNumId w:val="99201"/>
-    <w:lvlOverride w:ilvl="0">
-      <w:startOverride w:val="1"/>
-    </w:lvlOverride>
-    <w:lvlOverride w:ilvl="1">
-      <w:startOverride w:val="1"/>
-    </w:lvlOverride>
-    <w:lvlOverride w:ilvl="2">
-      <w:startOverride w:val="1"/>
-    </w:lvlOverride>
-    <w:lvlOverride w:ilvl="3">
-      <w:startOverride w:val="1"/>
-    </w:lvlOverride>
-    <w:lvlOverride w:ilvl="4">
-      <w:startOverride w:val="1"/>
-    </w:lvlOverride>
-    <w:lvlOverride w:ilvl="5">
-      <w:startOverride w:val="1"/>
-    </w:lvlOverride>
-    <w:lvlOverride w:ilvl="6">
-      <w:startOverride w:val="1"/>
-    </w:lvlOverride>
-    <w:lvlOverride w:ilvl="7">
-      <w:startOverride w:val="1"/>
-    </w:lvlOverride>
-    <w:lvlOverride w:ilvl="8">
-      <w:startOverride w:val="1"/>
-    </w:lvlOverride>
-  </w:num>
-  <w:num w:numId="1011">
     <w:abstractNumId w:val="99201"/>
     <w:lvlOverride w:ilvl="0">
       <w:startOverride w:val="1"/>
@@ -2858,10 +1765,10 @@
     <w:name w:val="Body Text"/>
     <w:basedOn w:val="Normal"/>
     <w:link w:val="BodyTextChar"/>
+    <w:qFormat/>
     <w:pPr>
       <w:spacing w:after="180" w:before="180"/>
     </w:pPr>
-    <w:qFormat/>
   </w:style>
   <w:style w:customStyle="1" w:styleId="FirstParagraph" w:type="paragraph">
     <w:name w:val="First Paragraph"/>
@@ -2881,36 +1788,70 @@
     <w:name w:val="Title"/>
     <w:basedOn w:val="Normal"/>
     <w:next w:val="BodyText"/>
+    <w:link w:val="TitleChar"/>
+    <w:uiPriority w:val="10"/>
     <w:qFormat/>
+    <w:rsid w:val="00A10FD9"/>
     <w:pPr>
-      <w:keepNext/>
-      <w:keepLines/>
-      <w:spacing w:after="240" w:before="480"/>
+      <w:spacing w:after="80" w:line="240" w:lineRule="auto"/>
+      <w:contextualSpacing/>
       <w:jc w:val="center"/>
     </w:pPr>
     <w:rPr>
       <w:rFonts w:asciiTheme="majorHAnsi" w:cstheme="majorBidi" w:eastAsiaTheme="majorEastAsia" w:hAnsiTheme="majorHAnsi"/>
-      <w:b/>
-      <w:bCs/>
-      <w:color w:themeColor="accent1" w:themeShade="B5" w:val="345A8A"/>
-      <w:sz w:val="36"/>
-      <w:szCs w:val="36"/>
+      <w:spacing w:val="-10"/>
+      <w:kern w:val="28"/>
+      <w:sz w:val="56"/>
+      <w:szCs w:val="56"/>
+    </w:rPr>
+  </w:style>
+  <w:style w:customStyle="1" w:styleId="TitleChar" w:type="character">
+    <w:name w:val="Title Char"/>
+    <w:basedOn w:val="DefaultParagraphFont"/>
+    <w:link w:val="Title"/>
+    <w:uiPriority w:val="10"/>
+    <w:rsid w:val="00A10FD9"/>
+    <w:rPr>
+      <w:rFonts w:asciiTheme="majorHAnsi" w:cstheme="majorBidi" w:eastAsiaTheme="majorEastAsia" w:hAnsiTheme="majorHAnsi"/>
+      <w:spacing w:val="-10"/>
+      <w:kern w:val="28"/>
+      <w:sz w:val="56"/>
+      <w:szCs w:val="56"/>
     </w:rPr>
   </w:style>
   <w:style w:styleId="Subtitle" w:type="paragraph">
     <w:name w:val="Subtitle"/>
-    <w:basedOn w:val="Title"/>
+    <w:basedOn w:val="Normal"/>
     <w:next w:val="BodyText"/>
+    <w:link w:val="SubtitleChar"/>
+    <w:uiPriority w:val="11"/>
     <w:qFormat/>
+    <w:rsid w:val="00A10FD9"/>
     <w:pPr>
-      <w:keepNext/>
-      <w:keepLines/>
-      <w:spacing w:after="240" w:before="240"/>
-      <w:jc w:val="center"/>
+      <w:numPr>
+        <w:ilvl w:val="1"/>
+      </w:numPr>
     </w:pPr>
     <w:rPr>
-      <w:sz w:val="30"/>
-      <w:szCs w:val="30"/>
+      <w:rFonts w:cstheme="majorBidi" w:eastAsiaTheme="majorEastAsia"/>
+      <w:color w:themeColor="text1" w:themeTint="A6" w:val="595959"/>
+      <w:spacing w:val="15"/>
+      <w:sz w:val="28"/>
+      <w:szCs w:val="28"/>
+    </w:rPr>
+  </w:style>
+  <w:style w:customStyle="1" w:styleId="SubtitleChar" w:type="character">
+    <w:name w:val="Subtitle Char"/>
+    <w:basedOn w:val="DefaultParagraphFont"/>
+    <w:link w:val="Subtitle"/>
+    <w:uiPriority w:val="11"/>
+    <w:rsid w:val="00A10FD9"/>
+    <w:rPr>
+      <w:rFonts w:cstheme="majorBidi" w:eastAsiaTheme="majorEastAsia"/>
+      <w:color w:themeColor="text1" w:themeTint="A6" w:val="595959"/>
+      <w:spacing w:val="15"/>
+      <w:sz w:val="28"/>
+      <w:szCs w:val="28"/>
     </w:rPr>
   </w:style>
   <w:style w:customStyle="1" w:styleId="Author" w:type="paragraph">
@@ -2941,15 +1882,14 @@
     <w:pPr>
       <w:keepNext/>
       <w:keepLines/>
+      <w:spacing w:after="0" w:before="300"/>
       <w:jc w:val="center"/>
-      <w:spacing w:after="0" w:before="300"/>
     </w:pPr>
     <w:rPr>
+      <w:b/>
+      <w:color w:val="345A8A"/>
       <w:sz w:val="20"/>
       <w:szCs w:val="20"/>
-      <w:b/>
-      <w:color w:val="345A8A"/>
-      &gt;
     </w:rPr>
   </w:style>
   <w:style w:customStyle="1" w:styleId="Abstract" w:type="paragraph">
@@ -2976,191 +1916,321 @@
     <w:rPr/>
   </w:style>
   <w:style w:styleId="Heading1" w:type="paragraph">
-    <w:name w:val="Heading 1"/>
+    <w:name w:val="heading 1"/>
     <w:basedOn w:val="Normal"/>
     <w:next w:val="BodyText"/>
+    <w:link w:val="Heading1Char"/>
     <w:uiPriority w:val="9"/>
     <w:qFormat/>
+    <w:rsid w:val="00A10FD9"/>
     <w:pPr>
       <w:keepNext/>
       <w:keepLines/>
-      <w:spacing w:after="0" w:before="480"/>
+      <w:spacing w:after="80" w:before="360"/>
       <w:outlineLvl w:val="0"/>
     </w:pPr>
     <w:rPr>
       <w:rFonts w:asciiTheme="majorHAnsi" w:cstheme="majorBidi" w:eastAsiaTheme="majorEastAsia" w:hAnsiTheme="majorHAnsi"/>
-      <w:b/>
-      <w:bCs/>
-      <w:color w:themeColor="accent1" w:val="4F81BD"/>
-      <w:sz w:val="32"/>
-      <w:szCs w:val="32"/>
+      <w:color w:themeColor="accent1" w:themeShade="BF" w:val="0F4761"/>
+      <w:sz w:val="40"/>
+      <w:szCs w:val="40"/>
     </w:rPr>
   </w:style>
   <w:style w:styleId="Heading2" w:type="paragraph">
-    <w:name w:val="Heading 2"/>
+    <w:name w:val="heading 2"/>
     <w:basedOn w:val="Normal"/>
     <w:next w:val="BodyText"/>
+    <w:link w:val="Heading2Char"/>
     <w:uiPriority w:val="9"/>
+    <w:semiHidden/>
     <w:unhideWhenUsed/>
     <w:qFormat/>
+    <w:rsid w:val="00A10FD9"/>
     <w:pPr>
       <w:keepNext/>
       <w:keepLines/>
-      <w:spacing w:after="0" w:before="200"/>
+      <w:spacing w:after="80" w:before="160"/>
       <w:outlineLvl w:val="1"/>
     </w:pPr>
     <w:rPr>
       <w:rFonts w:asciiTheme="majorHAnsi" w:cstheme="majorBidi" w:eastAsiaTheme="majorEastAsia" w:hAnsiTheme="majorHAnsi"/>
-      <w:b/>
-      <w:bCs/>
-      <w:color w:themeColor="accent1" w:val="4F81BD"/>
-      <w:sz w:val="28"/>
-      <w:szCs w:val="28"/>
+      <w:color w:themeColor="accent1" w:themeShade="BF" w:val="0F4761"/>
+      <w:sz w:val="32"/>
+      <w:szCs w:val="32"/>
     </w:rPr>
   </w:style>
   <w:style w:styleId="Heading3" w:type="paragraph">
-    <w:name w:val="Heading 3"/>
+    <w:name w:val="heading 3"/>
     <w:basedOn w:val="Normal"/>
     <w:next w:val="BodyText"/>
+    <w:link w:val="Heading3Char"/>
     <w:uiPriority w:val="9"/>
+    <w:semiHidden/>
     <w:unhideWhenUsed/>
     <w:qFormat/>
+    <w:rsid w:val="00A10FD9"/>
     <w:pPr>
       <w:keepNext/>
       <w:keepLines/>
-      <w:spacing w:after="0" w:before="200"/>
+      <w:spacing w:after="80" w:before="160"/>
       <w:outlineLvl w:val="2"/>
     </w:pPr>
     <w:rPr>
-      <w:rFonts w:asciiTheme="majorHAnsi" w:cstheme="majorBidi" w:eastAsiaTheme="majorEastAsia" w:hAnsiTheme="majorHAnsi"/>
-      <w:b/>
-      <w:bCs/>
-      <w:color w:themeColor="accent1" w:val="4F81BD"/>
-      <w:sz w:val="24"/>
-      <w:szCs w:val="24"/>
+      <w:rFonts w:cstheme="majorBidi" w:eastAsiaTheme="majorEastAsia"/>
+      <w:color w:themeColor="accent1" w:themeShade="BF" w:val="0F4761"/>
+      <w:sz w:val="28"/>
+      <w:szCs w:val="28"/>
     </w:rPr>
   </w:style>
   <w:style w:styleId="Heading4" w:type="paragraph">
-    <w:name w:val="Heading 4"/>
+    <w:name w:val="heading 4"/>
     <w:basedOn w:val="Normal"/>
     <w:next w:val="BodyText"/>
+    <w:link w:val="Heading4Char"/>
     <w:uiPriority w:val="9"/>
+    <w:semiHidden/>
     <w:unhideWhenUsed/>
     <w:qFormat/>
+    <w:rsid w:val="00A10FD9"/>
     <w:pPr>
       <w:keepNext/>
       <w:keepLines/>
-      <w:spacing w:after="0" w:before="200"/>
+      <w:spacing w:after="40" w:before="80"/>
       <w:outlineLvl w:val="3"/>
     </w:pPr>
     <w:rPr>
-      <w:rFonts w:asciiTheme="majorHAnsi" w:cstheme="majorBidi" w:eastAsiaTheme="majorEastAsia" w:hAnsiTheme="majorHAnsi"/>
+      <w:rFonts w:cstheme="majorBidi" w:eastAsiaTheme="majorEastAsia"/>
       <w:i/>
-      <w:bCs/>
-      <w:color w:themeColor="accent1" w:val="4F81BD"/>
-      <w:sz w:val="24"/>
-      <w:szCs w:val="24"/>
+      <w:iCs/>
+      <w:color w:themeColor="accent1" w:themeShade="BF" w:val="0F4761"/>
     </w:rPr>
   </w:style>
   <w:style w:styleId="Heading5" w:type="paragraph">
-    <w:name w:val="Heading 5"/>
+    <w:name w:val="heading 5"/>
     <w:basedOn w:val="Normal"/>
     <w:next w:val="BodyText"/>
+    <w:link w:val="Heading5Char"/>
     <w:uiPriority w:val="9"/>
+    <w:semiHidden/>
     <w:unhideWhenUsed/>
     <w:qFormat/>
+    <w:rsid w:val="00A10FD9"/>
     <w:pPr>
       <w:keepNext/>
       <w:keepLines/>
-      <w:spacing w:after="0" w:before="200"/>
+      <w:spacing w:after="40" w:before="80"/>
       <w:outlineLvl w:val="4"/>
     </w:pPr>
     <w:rPr>
-      <w:rFonts w:asciiTheme="majorHAnsi" w:cstheme="majorBidi" w:eastAsiaTheme="majorEastAsia" w:hAnsiTheme="majorHAnsi"/>
-      <w:iCs/>
-      <w:color w:themeColor="accent1" w:val="4F81BD"/>
-      <w:sz w:val="24"/>
-      <w:szCs w:val="24"/>
+      <w:rFonts w:cstheme="majorBidi" w:eastAsiaTheme="majorEastAsia"/>
+      <w:color w:themeColor="accent1" w:themeShade="BF" w:val="0F4761"/>
     </w:rPr>
   </w:style>
   <w:style w:styleId="Heading6" w:type="paragraph">
-    <w:name w:val="Heading 6"/>
+    <w:name w:val="heading 6"/>
     <w:basedOn w:val="Normal"/>
     <w:next w:val="BodyText"/>
+    <w:link w:val="Heading6Char"/>
     <w:uiPriority w:val="9"/>
+    <w:semiHidden/>
     <w:unhideWhenUsed/>
     <w:qFormat/>
+    <w:rsid w:val="00A10FD9"/>
     <w:pPr>
       <w:keepNext/>
       <w:keepLines/>
-      <w:spacing w:after="0" w:before="200"/>
+      <w:spacing w:after="0" w:before="40"/>
       <w:outlineLvl w:val="5"/>
     </w:pPr>
     <w:rPr>
-      <w:rFonts w:asciiTheme="majorHAnsi" w:cstheme="majorBidi" w:eastAsiaTheme="majorEastAsia" w:hAnsiTheme="majorHAnsi"/>
-      <w:color w:themeColor="accent1" w:val="4F81BD"/>
-      <w:sz w:val="24"/>
-      <w:szCs w:val="24"/>
+      <w:rFonts w:cstheme="majorBidi" w:eastAsiaTheme="majorEastAsia"/>
+      <w:i/>
+      <w:iCs/>
+      <w:color w:themeColor="text1" w:themeTint="A6" w:val="595959"/>
     </w:rPr>
   </w:style>
   <w:style w:styleId="Heading7" w:type="paragraph">
-    <w:name w:val="Heading 7"/>
+    <w:name w:val="heading 7"/>
     <w:basedOn w:val="Normal"/>
     <w:next w:val="BodyText"/>
+    <w:link w:val="Heading7Char"/>
     <w:uiPriority w:val="9"/>
+    <w:semiHidden/>
     <w:unhideWhenUsed/>
     <w:qFormat/>
+    <w:rsid w:val="00A10FD9"/>
     <w:pPr>
       <w:keepNext/>
       <w:keepLines/>
-      <w:spacing w:after="0" w:before="200"/>
+      <w:spacing w:after="0" w:before="40"/>
       <w:outlineLvl w:val="6"/>
     </w:pPr>
     <w:rPr>
-      <w:rFonts w:asciiTheme="majorHAnsi" w:cstheme="majorBidi" w:eastAsiaTheme="majorEastAsia" w:hAnsiTheme="majorHAnsi"/>
-      <w:color w:themeColor="accent1" w:val="4F81BD"/>
-      <w:sz w:val="24"/>
-      <w:szCs w:val="24"/>
+      <w:rFonts w:cstheme="majorBidi" w:eastAsiaTheme="majorEastAsia"/>
+      <w:color w:themeColor="text1" w:themeTint="A6" w:val="595959"/>
     </w:rPr>
   </w:style>
   <w:style w:styleId="Heading8" w:type="paragraph">
-    <w:name w:val="Heading 8"/>
+    <w:name w:val="heading 8"/>
     <w:basedOn w:val="Normal"/>
     <w:next w:val="BodyText"/>
+    <w:link w:val="Heading8Char"/>
     <w:uiPriority w:val="9"/>
+    <w:semiHidden/>
     <w:unhideWhenUsed/>
     <w:qFormat/>
+    <w:rsid w:val="00A10FD9"/>
     <w:pPr>
       <w:keepNext/>
       <w:keepLines/>
-      <w:spacing w:after="0" w:before="200"/>
+      <w:spacing w:after="0"/>
       <w:outlineLvl w:val="7"/>
     </w:pPr>
     <w:rPr>
-      <w:rFonts w:asciiTheme="majorHAnsi" w:cstheme="majorBidi" w:eastAsiaTheme="majorEastAsia" w:hAnsiTheme="majorHAnsi"/>
-      <w:color w:themeColor="accent1" w:val="4F81BD"/>
-      <w:sz w:val="24"/>
-      <w:szCs w:val="24"/>
+      <w:rFonts w:cstheme="majorBidi" w:eastAsiaTheme="majorEastAsia"/>
+      <w:i/>
+      <w:iCs/>
+      <w:color w:themeColor="text1" w:themeTint="D8" w:val="272727"/>
     </w:rPr>
   </w:style>
   <w:style w:styleId="Heading9" w:type="paragraph">
-    <w:name w:val="Heading 9"/>
+    <w:name w:val="heading 9"/>
     <w:basedOn w:val="Normal"/>
     <w:next w:val="BodyText"/>
+    <w:link w:val="Heading9Char"/>
     <w:uiPriority w:val="9"/>
+    <w:semiHidden/>
     <w:unhideWhenUsed/>
     <w:qFormat/>
+    <w:rsid w:val="00A10FD9"/>
     <w:pPr>
       <w:keepNext/>
       <w:keepLines/>
-      <w:spacing w:after="0" w:before="200"/>
+      <w:spacing w:after="0"/>
       <w:outlineLvl w:val="8"/>
     </w:pPr>
     <w:rPr>
+      <w:rFonts w:cstheme="majorBidi" w:eastAsiaTheme="majorEastAsia"/>
+      <w:color w:themeColor="text1" w:themeTint="D8" w:val="272727"/>
+    </w:rPr>
+  </w:style>
+  <w:style w:customStyle="1" w:styleId="Heading1Char" w:type="character">
+    <w:name w:val="Heading 1 Char"/>
+    <w:basedOn w:val="DefaultParagraphFont"/>
+    <w:link w:val="Heading1"/>
+    <w:uiPriority w:val="9"/>
+    <w:rsid w:val="00A10FD9"/>
+    <w:rPr>
       <w:rFonts w:asciiTheme="majorHAnsi" w:cstheme="majorBidi" w:eastAsiaTheme="majorEastAsia" w:hAnsiTheme="majorHAnsi"/>
-      <w:color w:themeColor="accent1" w:val="4F81BD"/>
-      <w:sz w:val="24"/>
-      <w:szCs w:val="24"/>
+      <w:color w:themeColor="accent1" w:themeShade="BF" w:val="0F4761"/>
+      <w:sz w:val="40"/>
+      <w:szCs w:val="40"/>
+    </w:rPr>
+  </w:style>
+  <w:style w:customStyle="1" w:styleId="Heading2Char" w:type="character">
+    <w:name w:val="Heading 2 Char"/>
+    <w:basedOn w:val="DefaultParagraphFont"/>
+    <w:link w:val="Heading2"/>
+    <w:uiPriority w:val="9"/>
+    <w:semiHidden/>
+    <w:rsid w:val="00A10FD9"/>
+    <w:rPr>
+      <w:rFonts w:asciiTheme="majorHAnsi" w:cstheme="majorBidi" w:eastAsiaTheme="majorEastAsia" w:hAnsiTheme="majorHAnsi"/>
+      <w:color w:themeColor="accent1" w:themeShade="BF" w:val="0F4761"/>
+      <w:sz w:val="32"/>
+      <w:szCs w:val="32"/>
+    </w:rPr>
+  </w:style>
+  <w:style w:customStyle="1" w:styleId="Heading3Char" w:type="character">
+    <w:name w:val="Heading 3 Char"/>
+    <w:basedOn w:val="DefaultParagraphFont"/>
+    <w:link w:val="Heading3"/>
+    <w:uiPriority w:val="9"/>
+    <w:semiHidden/>
+    <w:rsid w:val="00A10FD9"/>
+    <w:rPr>
+      <w:rFonts w:cstheme="majorBidi" w:eastAsiaTheme="majorEastAsia"/>
+      <w:color w:themeColor="accent1" w:themeShade="BF" w:val="0F4761"/>
+      <w:sz w:val="28"/>
+      <w:szCs w:val="28"/>
+    </w:rPr>
+  </w:style>
+  <w:style w:customStyle="1" w:styleId="Heading4Char" w:type="character">
+    <w:name w:val="Heading 4 Char"/>
+    <w:basedOn w:val="DefaultParagraphFont"/>
+    <w:link w:val="Heading4"/>
+    <w:uiPriority w:val="9"/>
+    <w:semiHidden/>
+    <w:rsid w:val="00A10FD9"/>
+    <w:rPr>
+      <w:rFonts w:cstheme="majorBidi" w:eastAsiaTheme="majorEastAsia"/>
+      <w:i/>
+      <w:iCs/>
+      <w:color w:themeColor="accent1" w:themeShade="BF" w:val="0F4761"/>
+    </w:rPr>
+  </w:style>
+  <w:style w:customStyle="1" w:styleId="Heading5Char" w:type="character">
+    <w:name w:val="Heading 5 Char"/>
+    <w:basedOn w:val="DefaultParagraphFont"/>
+    <w:link w:val="Heading5"/>
+    <w:uiPriority w:val="9"/>
+    <w:semiHidden/>
+    <w:rsid w:val="00A10FD9"/>
+    <w:rPr>
+      <w:rFonts w:cstheme="majorBidi" w:eastAsiaTheme="majorEastAsia"/>
+      <w:color w:themeColor="accent1" w:themeShade="BF" w:val="0F4761"/>
+    </w:rPr>
+  </w:style>
+  <w:style w:customStyle="1" w:styleId="Heading6Char" w:type="character">
+    <w:name w:val="Heading 6 Char"/>
+    <w:basedOn w:val="DefaultParagraphFont"/>
+    <w:link w:val="Heading6"/>
+    <w:uiPriority w:val="9"/>
+    <w:semiHidden/>
+    <w:rsid w:val="00A10FD9"/>
+    <w:rPr>
+      <w:rFonts w:cstheme="majorBidi" w:eastAsiaTheme="majorEastAsia"/>
+      <w:i/>
+      <w:iCs/>
+      <w:color w:themeColor="text1" w:themeTint="A6" w:val="595959"/>
+    </w:rPr>
+  </w:style>
+  <w:style w:customStyle="1" w:styleId="Heading7Char" w:type="character">
+    <w:name w:val="Heading 7 Char"/>
+    <w:basedOn w:val="DefaultParagraphFont"/>
+    <w:link w:val="Heading7"/>
+    <w:uiPriority w:val="9"/>
+    <w:semiHidden/>
+    <w:rsid w:val="00A10FD9"/>
+    <w:rPr>
+      <w:rFonts w:cstheme="majorBidi" w:eastAsiaTheme="majorEastAsia"/>
+      <w:color w:themeColor="text1" w:themeTint="A6" w:val="595959"/>
+    </w:rPr>
+  </w:style>
+  <w:style w:customStyle="1" w:styleId="Heading8Char" w:type="character">
+    <w:name w:val="Heading 8 Char"/>
+    <w:basedOn w:val="DefaultParagraphFont"/>
+    <w:link w:val="Heading8"/>
+    <w:uiPriority w:val="9"/>
+    <w:semiHidden/>
+    <w:rsid w:val="00A10FD9"/>
+    <w:rPr>
+      <w:rFonts w:cstheme="majorBidi" w:eastAsiaTheme="majorEastAsia"/>
+      <w:i/>
+      <w:iCs/>
+      <w:color w:themeColor="text1" w:themeTint="D8" w:val="272727"/>
+    </w:rPr>
+  </w:style>
+  <w:style w:customStyle="1" w:styleId="Heading9Char" w:type="character">
+    <w:name w:val="Heading 9 Char"/>
+    <w:basedOn w:val="DefaultParagraphFont"/>
+    <w:link w:val="Heading9"/>
+    <w:uiPriority w:val="9"/>
+    <w:semiHidden/>
+    <w:rsid w:val="00A10FD9"/>
+    <w:rPr>
+      <w:rFonts w:cstheme="majorBidi" w:eastAsiaTheme="majorEastAsia"/>
+      <w:color w:themeColor="text1" w:themeTint="D8" w:val="272727"/>
     </w:rPr>
   </w:style>
   <w:style w:styleId="BlockText" w:type="paragraph">
@@ -3185,8 +2255,8 @@
   </w:style>
   <w:style w:styleId="FootnoteBlockText" w:type="paragraph">
     <w:name w:val="Footnote Block Text"/>
-    <w:basedOn w:val="Footnote Text"/>
-    <w:next w:val="Footnote Text"/>
+    <w:basedOn w:val="FootnoteText"/>
+    <w:next w:val="FootnoteText"/>
     <w:uiPriority w:val="9"/>
     <w:unhideWhenUsed/>
     <w:qFormat/>
@@ -3224,10 +2294,10 @@
         <w:jc w:val="left"/>
       </w:trPr>
       <w:tcPr>
-        <w:vAlign w:val="bottom"/>
         <w:tcBorders>
           <w:bottom w:val="single"/>
         </w:tcBorders>
+        <w:vAlign w:val="bottom"/>
       </w:tcPr>
     </w:tblStylePr>
   </w:style>
@@ -3342,8 +2412,8 @@
     <w:name w:val="KeywordTok"/>
     <w:basedOn w:val="VerbatimChar"/>
     <w:rPr>
+      <w:b/>
       <w:color w:val="007020"/>
-      <w:b/>
     </w:rPr>
   </w:style>
   <w:style w:type="character" w:customStyle="1" w:styleId="DataTypeTok">
@@ -3420,42 +2490,42 @@
     <w:name w:val="ImportTok"/>
     <w:basedOn w:val="VerbatimChar"/>
     <w:rPr>
+      <w:b/>
       <w:color w:val="008000"/>
-      <w:b/>
     </w:rPr>
   </w:style>
   <w:style w:type="character" w:customStyle="1" w:styleId="CommentTok">
     <w:name w:val="CommentTok"/>
     <w:basedOn w:val="VerbatimChar"/>
     <w:rPr>
+      <w:i/>
       <w:color w:val="60a0b0"/>
-      <w:i/>
     </w:rPr>
   </w:style>
   <w:style w:type="character" w:customStyle="1" w:styleId="DocumentationTok">
     <w:name w:val="DocumentationTok"/>
     <w:basedOn w:val="VerbatimChar"/>
     <w:rPr>
+      <w:i/>
       <w:color w:val="ba2121"/>
-      <w:i/>
     </w:rPr>
   </w:style>
   <w:style w:type="character" w:customStyle="1" w:styleId="AnnotationTok">
     <w:name w:val="AnnotationTok"/>
     <w:basedOn w:val="VerbatimChar"/>
     <w:rPr>
-      <w:color w:val="60a0b0"/>
       <w:b/>
       <w:i/>
+      <w:color w:val="60a0b0"/>
     </w:rPr>
   </w:style>
   <w:style w:type="character" w:customStyle="1" w:styleId="CommentVarTok">
     <w:name w:val="CommentVarTok"/>
     <w:basedOn w:val="VerbatimChar"/>
     <w:rPr>
-      <w:color w:val="60a0b0"/>
       <w:b/>
       <w:i/>
+      <w:color w:val="60a0b0"/>
     </w:rPr>
   </w:style>
   <w:style w:type="character" w:customStyle="1" w:styleId="OtherTok">
@@ -3483,8 +2553,8 @@
     <w:name w:val="ControlFlowTok"/>
     <w:basedOn w:val="VerbatimChar"/>
     <w:rPr>
+      <w:b/>
       <w:color w:val="007020"/>
-      <w:b/>
     </w:rPr>
   </w:style>
   <w:style w:type="character" w:customStyle="1" w:styleId="OperatorTok">
@@ -3529,34 +2599,34 @@
     <w:name w:val="InformationTok"/>
     <w:basedOn w:val="VerbatimChar"/>
     <w:rPr>
-      <w:color w:val="60a0b0"/>
       <w:b/>
       <w:i/>
+      <w:color w:val="60a0b0"/>
     </w:rPr>
   </w:style>
   <w:style w:type="character" w:customStyle="1" w:styleId="WarningTok">
     <w:name w:val="WarningTok"/>
     <w:basedOn w:val="VerbatimChar"/>
     <w:rPr>
-      <w:color w:val="60a0b0"/>
       <w:b/>
       <w:i/>
+      <w:color w:val="60a0b0"/>
     </w:rPr>
   </w:style>
   <w:style w:type="character" w:customStyle="1" w:styleId="AlertTok">
     <w:name w:val="AlertTok"/>
     <w:basedOn w:val="VerbatimChar"/>
     <w:rPr>
+      <w:b/>
       <w:color w:val="ff0000"/>
-      <w:b/>
     </w:rPr>
   </w:style>
   <w:style w:type="character" w:customStyle="1" w:styleId="ErrorTok">
     <w:name w:val="ErrorTok"/>
     <w:basedOn w:val="VerbatimChar"/>
     <w:rPr>
+      <w:b/>
       <w:color w:val="ff0000"/>
-      <w:b/>
     </w:rPr>
   </w:style>
   <w:style w:type="character" w:customStyle="1" w:styleId="NormalTok">
@@ -3578,44 +2648,44 @@
         <a:sysClr val="window" lastClr="FFFFFF"/>
       </a:lt1>
       <a:dk2>
-        <a:srgbClr val="1F497D"/>
+        <a:srgbClr val="0E2841"/>
       </a:dk2>
       <a:lt2>
-        <a:srgbClr val="EEECE1"/>
+        <a:srgbClr val="E8E8E8"/>
       </a:lt2>
       <a:accent1>
-        <a:srgbClr val="4F81BD"/>
+        <a:srgbClr val="156082"/>
       </a:accent1>
       <a:accent2>
-        <a:srgbClr val="C0504D"/>
+        <a:srgbClr val="E97132"/>
       </a:accent2>
       <a:accent3>
-        <a:srgbClr val="9BBB59"/>
+        <a:srgbClr val="196B24"/>
       </a:accent3>
       <a:accent4>
-        <a:srgbClr val="8064A2"/>
+        <a:srgbClr val="0F9ED5"/>
       </a:accent4>
       <a:accent5>
-        <a:srgbClr val="4BACC6"/>
+        <a:srgbClr val="A02B93"/>
       </a:accent5>
       <a:accent6>
-        <a:srgbClr val="F79646"/>
+        <a:srgbClr val="4EA72E"/>
       </a:accent6>
       <a:hlink>
-        <a:srgbClr val="0000FF"/>
+        <a:srgbClr val="467886"/>
       </a:hlink>
       <a:folHlink>
-        <a:srgbClr val="800080"/>
+        <a:srgbClr val="96607D"/>
       </a:folHlink>
     </a:clrScheme>
     <a:fontScheme name="Office">
       <a:majorFont>
-        <a:latin typeface="Calibri"/>
+        <a:latin typeface="Aptos Display" panose="02110004020202020204"/>
         <a:ea typeface=""/>
         <a:cs typeface=""/>
-        <a:font script="Jpan" typeface="ＭＳ ゴシック"/>
+        <a:font script="Jpan" typeface="游ゴシック Light"/>
         <a:font script="Hang" typeface="맑은 고딕"/>
-        <a:font script="Hans" typeface="宋体"/>
+        <a:font script="Hans" typeface="等线 Light"/>
         <a:font script="Hant" typeface="新細明體"/>
         <a:font script="Arab" typeface="Times New Roman"/>
         <a:font script="Hebr" typeface="Times New Roman"/>
@@ -3642,14 +2712,32 @@
         <a:font script="Mong" typeface="Mongolian Baiti"/>
         <a:font script="Viet" typeface="Times New Roman"/>
         <a:font script="Uigh" typeface="Microsoft Uighur"/>
+        <a:font script="Geor" typeface="Sylfaen"/>
+        <a:font script="Armn" typeface="Arial"/>
+        <a:font script="Bugi" typeface="Leelawadee UI"/>
+        <a:font script="Bopo" typeface="Microsoft JhengHei"/>
+        <a:font script="Java" typeface="Javanese Text"/>
+        <a:font script="Lisu" typeface="Segoe UI"/>
+        <a:font script="Mymr" typeface="Myanmar Text"/>
+        <a:font script="Nkoo" typeface="Ebrima"/>
+        <a:font script="Olck" typeface="Nirmala UI"/>
+        <a:font script="Osma" typeface="Ebrima"/>
+        <a:font script="Phag" typeface="Phagspa"/>
+        <a:font script="Syrn" typeface="Estrangelo Edessa"/>
+        <a:font script="Syrj" typeface="Estrangelo Edessa"/>
+        <a:font script="Syre" typeface="Estrangelo Edessa"/>
+        <a:font script="Sora" typeface="Nirmala UI"/>
+        <a:font script="Tale" typeface="Microsoft Tai Le"/>
+        <a:font script="Talu" typeface="Microsoft New Tai Lue"/>
+        <a:font script="Tfng" typeface="Ebrima"/>
       </a:majorFont>
       <a:minorFont>
-        <a:latin typeface="Cambria"/>
+        <a:latin typeface="Aptos" panose="02110004020202020204"/>
         <a:ea typeface=""/>
         <a:cs typeface=""/>
-        <a:font script="Jpan" typeface="ＭＳ 明朝"/>
+        <a:font script="Jpan" typeface="游明朝"/>
         <a:font script="Hang" typeface="맑은 고딕"/>
-        <a:font script="Hans" typeface="宋体"/>
+        <a:font script="Hans" typeface="等线"/>
         <a:font script="Hant" typeface="新細明體"/>
         <a:font script="Arab" typeface="Arial"/>
         <a:font script="Hebr" typeface="Arial"/>
@@ -3676,6 +2764,24 @@
         <a:font script="Mong" typeface="Mongolian Baiti"/>
         <a:font script="Viet" typeface="Arial"/>
         <a:font script="Uigh" typeface="Microsoft Uighur"/>
+        <a:font script="Geor" typeface="Sylfaen"/>
+        <a:font script="Armn" typeface="Arial"/>
+        <a:font script="Bugi" typeface="Leelawadee UI"/>
+        <a:font script="Bopo" typeface="Microsoft JhengHei"/>
+        <a:font script="Java" typeface="Javanese Text"/>
+        <a:font script="Lisu" typeface="Segoe UI"/>
+        <a:font script="Mymr" typeface="Myanmar Text"/>
+        <a:font script="Nkoo" typeface="Ebrima"/>
+        <a:font script="Olck" typeface="Nirmala UI"/>
+        <a:font script="Osma" typeface="Ebrima"/>
+        <a:font script="Phag" typeface="Phagspa"/>
+        <a:font script="Syrn" typeface="Estrangelo Edessa"/>
+        <a:font script="Syrj" typeface="Estrangelo Edessa"/>
+        <a:font script="Syre" typeface="Estrangelo Edessa"/>
+        <a:font script="Sora" typeface="Nirmala UI"/>
+        <a:font script="Tale" typeface="Microsoft Tai Le"/>
+        <a:font script="Talu" typeface="Microsoft New Tai Lue"/>
+        <a:font script="Tfng" typeface="Ebrima"/>
       </a:minorFont>
     </a:fontScheme>
     <a:fmtScheme name="Office">
@@ -3687,200 +2793,141 @@
           <a:gsLst>
             <a:gs pos="0">
               <a:schemeClr val="phClr">
-                <a:tint val="50000"/>
-                <a:satMod val="300000"/>
+                <a:lumMod val="110000"/>
+                <a:satMod val="105000"/>
+                <a:tint val="67000"/>
               </a:schemeClr>
             </a:gs>
-            <a:gs pos="35000">
+            <a:gs pos="50000">
               <a:schemeClr val="phClr">
-                <a:tint val="37000"/>
-                <a:satMod val="300000"/>
+                <a:lumMod val="105000"/>
+                <a:satMod val="103000"/>
+                <a:tint val="73000"/>
               </a:schemeClr>
             </a:gs>
             <a:gs pos="100000">
               <a:schemeClr val="phClr">
-                <a:tint val="15000"/>
-                <a:satMod val="350000"/>
+                <a:lumMod val="105000"/>
+                <a:satMod val="109000"/>
+                <a:tint val="81000"/>
               </a:schemeClr>
             </a:gs>
           </a:gsLst>
-          <a:lin ang="16200000" scaled="1"/>
+          <a:lin ang="5400000" scaled="0"/>
         </a:gradFill>
         <a:gradFill rotWithShape="1">
           <a:gsLst>
             <a:gs pos="0">
               <a:schemeClr val="phClr">
-                <a:tint val="100000"/>
+                <a:satMod val="103000"/>
+                <a:lumMod val="102000"/>
+                <a:tint val="94000"/>
+              </a:schemeClr>
+            </a:gs>
+            <a:gs pos="50000">
+              <a:schemeClr val="phClr">
+                <a:satMod val="110000"/>
+                <a:lumMod val="100000"/>
                 <a:shade val="100000"/>
-                <a:satMod val="130000"/>
               </a:schemeClr>
             </a:gs>
             <a:gs pos="100000">
               <a:schemeClr val="phClr">
-                <a:tint val="50000"/>
-                <a:shade val="100000"/>
-                <a:satMod val="350000"/>
+                <a:lumMod val="99000"/>
+                <a:satMod val="120000"/>
+                <a:shade val="78000"/>
               </a:schemeClr>
             </a:gs>
           </a:gsLst>
-          <a:lin ang="16200000" scaled="0"/>
+          <a:lin ang="5400000" scaled="0"/>
         </a:gradFill>
       </a:fillStyleLst>
       <a:lnStyleLst>
-        <a:ln w="9525" cap="flat" cmpd="sng" algn="ctr">
-          <a:solidFill>
-            <a:schemeClr val="phClr">
-              <a:shade val="95000"/>
-              <a:satMod val="105000"/>
-            </a:schemeClr>
-          </a:solidFill>
-          <a:prstDash val="solid"/>
-        </a:ln>
-        <a:ln w="25400" cap="flat" cmpd="sng" algn="ctr">
+        <a:ln w="6350" cap="flat" cmpd="sng" algn="ctr">
           <a:solidFill>
             <a:schemeClr val="phClr"/>
           </a:solidFill>
           <a:prstDash val="solid"/>
+          <a:miter lim="800000"/>
         </a:ln>
-        <a:ln w="38100" cap="flat" cmpd="sng" algn="ctr">
+        <a:ln w="12700" cap="flat" cmpd="sng" algn="ctr">
           <a:solidFill>
             <a:schemeClr val="phClr"/>
           </a:solidFill>
           <a:prstDash val="solid"/>
+          <a:miter lim="800000"/>
+        </a:ln>
+        <a:ln w="19050" cap="flat" cmpd="sng" algn="ctr">
+          <a:solidFill>
+            <a:schemeClr val="phClr"/>
+          </a:solidFill>
+          <a:prstDash val="solid"/>
+          <a:miter lim="800000"/>
         </a:ln>
       </a:lnStyleLst>
       <a:effectStyleLst>
         <a:effectStyle>
+          <a:effectLst/>
+        </a:effectStyle>
+        <a:effectStyle>
+          <a:effectLst/>
+        </a:effectStyle>
+        <a:effectStyle>
           <a:effectLst>
-            <a:outerShdw blurRad="40000" dist="20000" dir="5400000" rotWithShape="0">
+            <a:outerShdw blurRad="57150" dist="19050" dir="5400000" algn="ctr" rotWithShape="0">
               <a:srgbClr val="000000">
-                <a:alpha val="38000"/>
+                <a:alpha val="63000"/>
               </a:srgbClr>
             </a:outerShdw>
           </a:effectLst>
-        </a:effectStyle>
-        <a:effectStyle>
-          <a:effectLst>
-            <a:outerShdw blurRad="40000" dist="23000" dir="5400000" rotWithShape="0">
-              <a:srgbClr val="000000">
-                <a:alpha val="35000"/>
-              </a:srgbClr>
-            </a:outerShdw>
-          </a:effectLst>
-        </a:effectStyle>
-        <a:effectStyle>
-          <a:effectLst>
-            <a:outerShdw blurRad="40000" dist="23000" dir="5400000" rotWithShape="0">
-              <a:srgbClr val="000000">
-                <a:alpha val="35000"/>
-              </a:srgbClr>
-            </a:outerShdw>
-          </a:effectLst>
-          <a:scene3d>
-            <a:camera prst="orthographicFront">
-              <a:rot lat="0" lon="0" rev="0"/>
-            </a:camera>
-            <a:lightRig rig="threePt" dir="t">
-              <a:rot lat="0" lon="0" rev="1200000"/>
-            </a:lightRig>
-          </a:scene3d>
-          <a:sp3d>
-            <a:bevelT w="63500" h="25400"/>
-          </a:sp3d>
         </a:effectStyle>
       </a:effectStyleLst>
       <a:bgFillStyleLst>
         <a:solidFill>
           <a:schemeClr val="phClr"/>
         </a:solidFill>
+        <a:solidFill>
+          <a:schemeClr val="phClr">
+            <a:tint val="95000"/>
+            <a:satMod val="170000"/>
+          </a:schemeClr>
+        </a:solidFill>
         <a:gradFill rotWithShape="1">
           <a:gsLst>
             <a:gs pos="0">
               <a:schemeClr val="phClr">
-                <a:tint val="40000"/>
-                <a:satMod val="350000"/>
+                <a:tint val="93000"/>
+                <a:satMod val="150000"/>
+                <a:shade val="98000"/>
+                <a:lumMod val="102000"/>
               </a:schemeClr>
             </a:gs>
-            <a:gs pos="40000">
+            <a:gs pos="50000">
               <a:schemeClr val="phClr">
-                <a:tint val="45000"/>
-                <a:shade val="99000"/>
-                <a:satMod val="350000"/>
+                <a:tint val="98000"/>
+                <a:satMod val="130000"/>
+                <a:shade val="90000"/>
+                <a:lumMod val="103000"/>
               </a:schemeClr>
             </a:gs>
             <a:gs pos="100000">
               <a:schemeClr val="phClr">
-                <a:shade val="20000"/>
-                <a:satMod val="255000"/>
+                <a:shade val="63000"/>
+                <a:satMod val="120000"/>
               </a:schemeClr>
             </a:gs>
           </a:gsLst>
-          <a:path path="circle">
-            <a:fillToRect l="50000" t="-80000" r="50000" b="180000"/>
-          </a:path>
-        </a:gradFill>
-        <a:gradFill rotWithShape="1">
-          <a:gsLst>
-            <a:gs pos="0">
-              <a:schemeClr val="phClr">
-                <a:tint val="80000"/>
-                <a:satMod val="300000"/>
-              </a:schemeClr>
-            </a:gs>
-            <a:gs pos="100000">
-              <a:schemeClr val="phClr">
-                <a:shade val="30000"/>
-                <a:satMod val="200000"/>
-              </a:schemeClr>
-            </a:gs>
-          </a:gsLst>
-          <a:path path="circle">
-            <a:fillToRect l="50000" t="50000" r="50000" b="50000"/>
-          </a:path>
+          <a:lin ang="5400000" scaled="0"/>
         </a:gradFill>
       </a:bgFillStyleLst>
     </a:fmtScheme>
   </a:themeElements>
-  <a:objectDefaults>
-    <a:spDef>
-      <a:spPr/>
-      <a:bodyPr/>
-      <a:lstStyle/>
-      <a:style>
-        <a:lnRef idx="1">
-          <a:schemeClr val="accent1"/>
-        </a:lnRef>
-        <a:fillRef idx="3">
-          <a:schemeClr val="accent1"/>
-        </a:fillRef>
-        <a:effectRef idx="2">
-          <a:schemeClr val="accent1"/>
-        </a:effectRef>
-        <a:fontRef idx="minor">
-          <a:schemeClr val="lt1"/>
-        </a:fontRef>
-      </a:style>
-    </a:spDef>
-    <a:lnDef>
-      <a:spPr/>
-      <a:bodyPr/>
-      <a:lstStyle/>
-      <a:style>
-        <a:lnRef idx="2">
-          <a:schemeClr val="accent1"/>
-        </a:lnRef>
-        <a:fillRef idx="0">
-          <a:schemeClr val="accent1"/>
-        </a:fillRef>
-        <a:effectRef idx="1">
-          <a:schemeClr val="accent1"/>
-        </a:effectRef>
-        <a:fontRef idx="minor">
-          <a:schemeClr val="tx1"/>
-        </a:fontRef>
-      </a:style>
-    </a:lnDef>
-  </a:objectDefaults>
+  <a:objectDefaults/>
   <a:extraClrSchemeLst/>
+  <a:extLst>
+    <a:ext uri="{05A4C25C-085E-4340-85A3-A5531E510DB2}">
+      <thm15:themeFamily xmlns:thm15="http://schemas.microsoft.com/office/thememl/2012/main" name="Office Theme" id="{2E142A2C-CD16-42D6-873A-C26D2A0506FA}" vid="{1BDDFF52-6CD6-40A5-AB3C-68EB2F1E4D0A}"/>
+    </a:ext>
+  </a:extLst>
 </a:theme>
 </file>